--- a/Strategy/Commandos Behind Enemy Lines (2.51 GB)/2-Documentation (197 MB)/8-Archived Media Pages/Source.docx
+++ b/Strategy/Commandos Behind Enemy Lines (2.51 GB)/2-Documentation (197 MB)/8-Archived Media Pages/Source.docx
@@ -29,13 +29,8 @@
       <w:r>
         <w:t xml:space="preserve"> -&gt; </w:t>
       </w:r>
-      <w:proofErr w:type="spellStart"/>
-      <w:r>
-        <w:t>MobyGames</w:t>
-      </w:r>
-      <w:proofErr w:type="spellEnd"/>
-      <w:r>
-        <w:t xml:space="preserve"> </w:t>
+      <w:r>
+        <w:t xml:space="preserve">MobyGames </w:t>
       </w:r>
       <w:r>
         <w:t>Covers</w:t>
@@ -49,13 +44,8 @@
       <w:r>
         <w:t>] [</w:t>
       </w:r>
-      <w:proofErr w:type="spellStart"/>
-      <w:r>
-        <w:t>MobyGames</w:t>
-      </w:r>
-      <w:proofErr w:type="spellEnd"/>
-      <w:r>
-        <w:t xml:space="preserve"> </w:t>
+      <w:r>
+        <w:t xml:space="preserve">MobyGames </w:t>
       </w:r>
       <w:r>
         <w:t>Covers</w:t>
@@ -136,6 +126,22 @@
       </w:r>
       <w:r>
         <w:br/>
+      </w:r>
+      <w:r>
+        <w:t xml:space="preserve">* </w:t>
+      </w:r>
+      <w:r>
+        <w:rPr>
+          <w:b/>
+          <w:bCs/>
+        </w:rPr>
+        <w:t>Download Server / Mirror</w:t>
+      </w:r>
+      <w:r>
+        <w:t>: www.mobygames.com</w:t>
+      </w:r>
+      <w:r>
+        <w:br/>
         <w:t xml:space="preserve">* </w:t>
       </w:r>
       <w:r>
@@ -221,15 +227,7 @@
         <w:t xml:space="preserve">: </w:t>
       </w:r>
       <w:r>
-        <w:t>KINGSTON Games (F:)/Games</w:t>
-      </w:r>
-      <w:proofErr w:type="gramStart"/>
-      <w:r>
-        <w:t>/..</w:t>
-      </w:r>
-      <w:proofErr w:type="gramEnd"/>
-      <w:r>
-        <w:t xml:space="preserve"> </w:t>
+        <w:t xml:space="preserve">KINGSTON Games (F:)/Games/.. </w:t>
       </w:r>
       <w:r>
         <w:br/>
@@ -274,13 +272,8 @@
       <w:r>
         <w:t xml:space="preserve"> -&gt; </w:t>
       </w:r>
-      <w:proofErr w:type="spellStart"/>
-      <w:r>
-        <w:t>MobyGames</w:t>
-      </w:r>
-      <w:proofErr w:type="spellEnd"/>
-      <w:r>
-        <w:t xml:space="preserve"> </w:t>
+      <w:r>
+        <w:t xml:space="preserve">MobyGames </w:t>
       </w:r>
       <w:r>
         <w:t>Screenshots</w:t>
@@ -294,13 +287,8 @@
       <w:r>
         <w:t>] [</w:t>
       </w:r>
-      <w:proofErr w:type="spellStart"/>
-      <w:r>
-        <w:t>MobyGames</w:t>
-      </w:r>
-      <w:proofErr w:type="spellEnd"/>
-      <w:r>
-        <w:t xml:space="preserve"> </w:t>
+      <w:r>
+        <w:t xml:space="preserve">MobyGames </w:t>
       </w:r>
       <w:r>
         <w:t>Screenshots</w:t>
@@ -381,6 +369,22 @@
       </w:r>
       <w:r>
         <w:br/>
+      </w:r>
+      <w:r>
+        <w:t xml:space="preserve">* </w:t>
+      </w:r>
+      <w:r>
+        <w:rPr>
+          <w:b/>
+          <w:bCs/>
+        </w:rPr>
+        <w:t>Download Server / Mirror</w:t>
+      </w:r>
+      <w:r>
+        <w:t>: www.mobygames.com</w:t>
+      </w:r>
+      <w:r>
+        <w:br/>
         <w:t xml:space="preserve">* </w:t>
       </w:r>
       <w:r>
@@ -453,6 +457,7 @@
         <w:ind w:left="720"/>
       </w:pPr>
       <w:r>
+        <w:lastRenderedPageBreak/>
         <w:t xml:space="preserve">* </w:t>
       </w:r>
       <w:r>
@@ -466,15 +471,7 @@
         <w:t xml:space="preserve">: </w:t>
       </w:r>
       <w:r>
-        <w:t>KINGSTON Games (F:)/Games</w:t>
-      </w:r>
-      <w:proofErr w:type="gramStart"/>
-      <w:r>
-        <w:t>/..</w:t>
-      </w:r>
-      <w:proofErr w:type="gramEnd"/>
-      <w:r>
-        <w:t xml:space="preserve"> </w:t>
+        <w:t xml:space="preserve">KINGSTON Games (F:)/Games/.. </w:t>
       </w:r>
       <w:r>
         <w:br/>
@@ -520,13 +517,8 @@
       <w:r>
         <w:t xml:space="preserve"> -&gt; </w:t>
       </w:r>
-      <w:proofErr w:type="spellStart"/>
-      <w:r>
-        <w:t>MobyGames</w:t>
-      </w:r>
-      <w:proofErr w:type="spellEnd"/>
-      <w:r>
-        <w:t xml:space="preserve"> </w:t>
+      <w:r>
+        <w:t xml:space="preserve">MobyGames </w:t>
       </w:r>
       <w:r>
         <w:t>Media</w:t>
@@ -540,13 +532,8 @@
       <w:r>
         <w:t>] [</w:t>
       </w:r>
-      <w:proofErr w:type="spellStart"/>
-      <w:r>
-        <w:t>MobyGames</w:t>
-      </w:r>
-      <w:proofErr w:type="spellEnd"/>
-      <w:r>
-        <w:t xml:space="preserve"> </w:t>
+      <w:r>
+        <w:t xml:space="preserve">MobyGames </w:t>
       </w:r>
       <w:r>
         <w:t>Media</w:t>
@@ -627,6 +614,22 @@
       </w:r>
       <w:r>
         <w:br/>
+      </w:r>
+      <w:r>
+        <w:t xml:space="preserve">* </w:t>
+      </w:r>
+      <w:r>
+        <w:rPr>
+          <w:b/>
+          <w:bCs/>
+        </w:rPr>
+        <w:t>Download Server / Mirror</w:t>
+      </w:r>
+      <w:r>
+        <w:t>: www.mobygames.com</w:t>
+      </w:r>
+      <w:r>
+        <w:br/>
         <w:t xml:space="preserve">* </w:t>
       </w:r>
       <w:r>
@@ -712,15 +715,7 @@
         <w:t xml:space="preserve">: </w:t>
       </w:r>
       <w:r>
-        <w:t>KINGSTON Games (F:)/Games</w:t>
-      </w:r>
-      <w:proofErr w:type="gramStart"/>
-      <w:r>
-        <w:t>/..</w:t>
-      </w:r>
-      <w:proofErr w:type="gramEnd"/>
-      <w:r>
-        <w:t xml:space="preserve"> </w:t>
+        <w:t xml:space="preserve">KINGSTON Games (F:)/Games/.. </w:t>
       </w:r>
       <w:r>
         <w:br/>
@@ -769,13 +764,8 @@
       <w:r>
         <w:t xml:space="preserve"> -&gt; </w:t>
       </w:r>
-      <w:proofErr w:type="spellStart"/>
-      <w:r>
-        <w:t>MobyGames</w:t>
-      </w:r>
-      <w:proofErr w:type="spellEnd"/>
-      <w:r>
-        <w:t xml:space="preserve"> </w:t>
+      <w:r>
+        <w:t xml:space="preserve">MobyGames </w:t>
       </w:r>
       <w:r>
         <w:t>Promos</w:t>
@@ -789,13 +779,8 @@
       <w:r>
         <w:t>] [</w:t>
       </w:r>
-      <w:proofErr w:type="spellStart"/>
-      <w:r>
-        <w:t>MobyGames</w:t>
-      </w:r>
-      <w:proofErr w:type="spellEnd"/>
-      <w:r>
-        <w:t xml:space="preserve"> </w:t>
+      <w:r>
+        <w:t xml:space="preserve">MobyGames </w:t>
       </w:r>
       <w:r>
         <w:t>Promos</w:t>
@@ -876,6 +861,22 @@
       </w:r>
       <w:r>
         <w:br/>
+      </w:r>
+      <w:r>
+        <w:t xml:space="preserve">* </w:t>
+      </w:r>
+      <w:r>
+        <w:rPr>
+          <w:b/>
+          <w:bCs/>
+        </w:rPr>
+        <w:t>Download Server / Mirror</w:t>
+      </w:r>
+      <w:r>
+        <w:t>: www.mobygames.com</w:t>
+      </w:r>
+      <w:r>
+        <w:br/>
         <w:t xml:space="preserve">* </w:t>
       </w:r>
       <w:r>
@@ -894,6 +895,7 @@
         <w:ind w:left="720"/>
       </w:pPr>
       <w:r>
+        <w:lastRenderedPageBreak/>
         <w:t xml:space="preserve">* </w:t>
       </w:r>
       <w:r>
@@ -961,15 +963,7 @@
         <w:t xml:space="preserve">: </w:t>
       </w:r>
       <w:r>
-        <w:t>KINGSTON Games (F:)/Games</w:t>
-      </w:r>
-      <w:proofErr w:type="gramStart"/>
-      <w:r>
-        <w:t>/..</w:t>
-      </w:r>
-      <w:proofErr w:type="gramEnd"/>
-      <w:r>
-        <w:t xml:space="preserve"> </w:t>
+        <w:t xml:space="preserve">KINGSTON Games (F:)/Games/.. </w:t>
       </w:r>
       <w:r>
         <w:br/>
